--- a/Ciclo 01/EBB/Unidad 2/Notas unidad 2.docx
+++ b/Ciclo 01/EBB/Unidad 2/Notas unidad 2.docx
@@ -1,6 +1,6 @@
 
 <file path=word/document.xml><?xml version="1.0" encoding="utf-8"?>
-<w:document xmlns:wpc="http://schemas.microsoft.com/office/word/2010/wordprocessingCanvas" xmlns:cx="http://schemas.microsoft.com/office/drawing/2014/chartex" xmlns:cx1="http://schemas.microsoft.com/office/drawing/2015/9/8/chartex" xmlns:cx2="http://schemas.microsoft.com/office/drawing/2015/10/21/chartex" xmlns:cx3="http://schemas.microsoft.com/office/drawing/2016/5/9/chartex" xmlns:cx4="http://schemas.microsoft.com/office/drawing/2016/5/10/chartex" xmlns:cx5="http://schemas.microsoft.com/office/drawing/2016/5/11/chartex" xmlns:cx6="http://schemas.microsoft.com/office/drawing/2016/5/12/chartex" xmlns:cx7="http://schemas.microsoft.com/office/drawing/2016/5/13/chartex" xmlns:cx8="http://schemas.microsoft.com/office/drawing/2016/5/14/chartex" xmlns:mc="http://schemas.openxmlformats.org/markup-compatibility/2006" xmlns:aink="http://schemas.microsoft.com/office/drawing/2016/ink" xmlns:am3d="http://schemas.microsoft.com/office/drawing/2017/model3d" xmlns:o="urn:schemas-microsoft-com:office:office" xmlns:oel="http://schemas.microsoft.com/office/2019/extlst" xmlns:r="http://schemas.openxmlformats.org/officeDocument/2006/relationships" xmlns:m="http://schemas.openxmlformats.org/officeDocument/2006/math" xmlns:v="urn:schemas-microsoft-com:vml" xmlns:wp14="http://schemas.microsoft.com/office/word/2010/wordprocessingDrawing" xmlns:wp="http://schemas.openxmlformats.org/drawingml/2006/wordprocessingDrawing" xmlns:w10="urn:schemas-microsoft-com:office:word" xmlns:w="http://schemas.openxmlformats.org/wordprocessingml/2006/main" xmlns:w14="http://schemas.microsoft.com/office/word/2010/wordml" xmlns:w15="http://schemas.microsoft.com/office/word/2012/wordml" xmlns:w16cex="http://schemas.microsoft.com/office/word/2018/wordml/cex" xmlns:w16cid="http://schemas.microsoft.com/office/word/2016/wordml/cid" xmlns:w16="http://schemas.microsoft.com/office/word/2018/wordml" xmlns:w16du="http://schemas.microsoft.com/office/word/2023/wordml/word16du" xmlns:w16sdtdh="http://schemas.microsoft.com/office/word/2020/wordml/sdtdatahash" xmlns:w16sdtfl="http://schemas.microsoft.com/office/word/2024/wordml/sdtformatlock" xmlns:w16se="http://schemas.microsoft.com/office/word/2015/wordml/symex" xmlns:wpg="http://schemas.microsoft.com/office/word/2010/wordprocessingGroup" xmlns:wpi="http://schemas.microsoft.com/office/word/2010/wordprocessingInk" xmlns:wne="http://schemas.microsoft.com/office/word/2006/wordml" xmlns:wps="http://schemas.microsoft.com/office/word/2010/wordprocessingShape" mc:Ignorable="w14 w15 w16se w16cid w16 w16cex w16sdtdh w16sdtfl w16du wp14">
+<w:document xmlns:wpc="http://schemas.microsoft.com/office/word/2010/wordprocessingCanvas" xmlns:cx="http://schemas.microsoft.com/office/drawing/2014/chartex" xmlns:cx1="http://schemas.microsoft.com/office/drawing/2015/9/8/chartex" xmlns:cx2="http://schemas.microsoft.com/office/drawing/2015/10/21/chartex" xmlns:cx3="http://schemas.microsoft.com/office/drawing/2016/5/9/chartex" xmlns:cx4="http://schemas.microsoft.com/office/drawing/2016/5/10/chartex" xmlns:cx5="http://schemas.microsoft.com/office/drawing/2016/5/11/chartex" xmlns:cx6="http://schemas.microsoft.com/office/drawing/2016/5/12/chartex" xmlns:cx7="http://schemas.microsoft.com/office/drawing/2016/5/13/chartex" xmlns:cx8="http://schemas.microsoft.com/office/drawing/2016/5/14/chartex" xmlns:mc="http://schemas.openxmlformats.org/markup-compatibility/2006" xmlns:aink="http://schemas.microsoft.com/office/drawing/2016/ink" xmlns:am3d="http://schemas.microsoft.com/office/drawing/2017/model3d" xmlns:o="urn:schemas-microsoft-com:office:office" xmlns:r="http://schemas.openxmlformats.org/officeDocument/2006/relationships" xmlns:m="http://schemas.openxmlformats.org/officeDocument/2006/math" xmlns:v="urn:schemas-microsoft-com:vml" xmlns:wp14="http://schemas.microsoft.com/office/word/2010/wordprocessingDrawing" xmlns:wp="http://schemas.openxmlformats.org/drawingml/2006/wordprocessingDrawing" xmlns:w10="urn:schemas-microsoft-com:office:word" xmlns:w="http://schemas.openxmlformats.org/wordprocessingml/2006/main" xmlns:w14="http://schemas.microsoft.com/office/word/2010/wordml" xmlns:w15="http://schemas.microsoft.com/office/word/2012/wordml" xmlns:w16cex="http://schemas.microsoft.com/office/word/2018/wordml/cex" xmlns:w16cid="http://schemas.microsoft.com/office/word/2016/wordml/cid" xmlns:w16="http://schemas.microsoft.com/office/word/2018/wordml" xmlns:w16sdtdh="http://schemas.microsoft.com/office/word/2020/wordml/sdtdatahash" xmlns:w16se="http://schemas.microsoft.com/office/word/2015/wordml/symex" xmlns:wpg="http://schemas.microsoft.com/office/word/2010/wordprocessingGroup" xmlns:wpi="http://schemas.microsoft.com/office/word/2010/wordprocessingInk" xmlns:wne="http://schemas.microsoft.com/office/word/2006/wordml" xmlns:wps="http://schemas.microsoft.com/office/word/2010/wordprocessingShape" mc:Ignorable="w14 w15 w16se w16cid w16 w16cex w16sdtdh wp14">
   <w:body>
     <w:p>
       <w:pPr>
@@ -10,7 +10,6 @@
           <w:color w:val="EE0000"/>
           <w:sz w:val="28"/>
           <w:szCs w:val="28"/>
-          <w:lang w:val="en-US"/>
         </w:rPr>
       </w:pPr>
       <w:r>
@@ -20,7 +19,6 @@
           <w:color w:val="EE0000"/>
           <w:sz w:val="28"/>
           <w:szCs w:val="28"/>
-          <w:lang w:val="en-US"/>
         </w:rPr>
         <w:t>UNIDAD 2: MICROCONTROLADOR</w:t>
       </w:r>
@@ -30,14 +28,12 @@
         <w:rPr>
           <w:b/>
           <w:bCs/>
-          <w:lang w:val="en-US"/>
         </w:rPr>
       </w:pPr>
       <w:r>
         <w:rPr>
           <w:b/>
           <w:bCs/>
-          <w:lang w:val="en-US"/>
         </w:rPr>
         <w:t>PROGRAMACION EN LENGUAJE C</w:t>
       </w:r>
@@ -96,6 +92,500 @@
         <w:t>Python standard entre plataformas.</w:t>
       </w:r>
     </w:p>
+    <w:p/>
+    <w:p>
+      <w:r>
+        <w:drawing>
+          <wp:inline distT="0" distB="0" distL="0" distR="0" wp14:anchorId="3ADE8BB9" wp14:editId="00698A06">
+            <wp:extent cx="5612130" cy="2752725"/>
+            <wp:effectExtent l="0" t="0" r="7620" b="9525"/>
+            <wp:docPr id="1" name="Imagen 1"/>
+            <wp:cNvGraphicFramePr>
+              <a:graphicFrameLocks xmlns:a="http://schemas.openxmlformats.org/drawingml/2006/main" noChangeAspect="1"/>
+            </wp:cNvGraphicFramePr>
+            <a:graphic xmlns:a="http://schemas.openxmlformats.org/drawingml/2006/main">
+              <a:graphicData uri="http://schemas.openxmlformats.org/drawingml/2006/picture">
+                <pic:pic xmlns:pic="http://schemas.openxmlformats.org/drawingml/2006/picture">
+                  <pic:nvPicPr>
+                    <pic:cNvPr id="1" name=""/>
+                    <pic:cNvPicPr/>
+                  </pic:nvPicPr>
+                  <pic:blipFill>
+                    <a:blip r:embed="rId5"/>
+                    <a:stretch>
+                      <a:fillRect/>
+                    </a:stretch>
+                  </pic:blipFill>
+                  <pic:spPr>
+                    <a:xfrm>
+                      <a:off x="0" y="0"/>
+                      <a:ext cx="5612130" cy="2752725"/>
+                    </a:xfrm>
+                    <a:prstGeom prst="rect">
+                      <a:avLst/>
+                    </a:prstGeom>
+                  </pic:spPr>
+                </pic:pic>
+              </a:graphicData>
+            </a:graphic>
+          </wp:inline>
+        </w:drawing>
+      </w:r>
+    </w:p>
+    <w:p>
+      <w:r>
+        <w:drawing>
+          <wp:inline distT="0" distB="0" distL="0" distR="0" wp14:anchorId="2C79F725" wp14:editId="3E756232">
+            <wp:extent cx="4565176" cy="2713382"/>
+            <wp:effectExtent l="0" t="0" r="6985" b="0"/>
+            <wp:docPr id="2" name="Imagen 2"/>
+            <wp:cNvGraphicFramePr>
+              <a:graphicFrameLocks xmlns:a="http://schemas.openxmlformats.org/drawingml/2006/main" noChangeAspect="1"/>
+            </wp:cNvGraphicFramePr>
+            <a:graphic xmlns:a="http://schemas.openxmlformats.org/drawingml/2006/main">
+              <a:graphicData uri="http://schemas.openxmlformats.org/drawingml/2006/picture">
+                <pic:pic xmlns:pic="http://schemas.openxmlformats.org/drawingml/2006/picture">
+                  <pic:nvPicPr>
+                    <pic:cNvPr id="1" name=""/>
+                    <pic:cNvPicPr/>
+                  </pic:nvPicPr>
+                  <pic:blipFill>
+                    <a:blip r:embed="rId6"/>
+                    <a:stretch>
+                      <a:fillRect/>
+                    </a:stretch>
+                  </pic:blipFill>
+                  <pic:spPr>
+                    <a:xfrm>
+                      <a:off x="0" y="0"/>
+                      <a:ext cx="4572200" cy="2717557"/>
+                    </a:xfrm>
+                    <a:prstGeom prst="rect">
+                      <a:avLst/>
+                    </a:prstGeom>
+                  </pic:spPr>
+                </pic:pic>
+              </a:graphicData>
+            </a:graphic>
+          </wp:inline>
+        </w:drawing>
+      </w:r>
+    </w:p>
+    <w:p>
+      <w:r>
+        <w:lastRenderedPageBreak/>
+        <w:drawing>
+          <wp:inline distT="0" distB="0" distL="0" distR="0" wp14:anchorId="7A589D8D" wp14:editId="13A0E400">
+            <wp:extent cx="3264058" cy="3759958"/>
+            <wp:effectExtent l="0" t="0" r="0" b="0"/>
+            <wp:docPr id="3" name="Imagen 3"/>
+            <wp:cNvGraphicFramePr>
+              <a:graphicFrameLocks xmlns:a="http://schemas.openxmlformats.org/drawingml/2006/main" noChangeAspect="1"/>
+            </wp:cNvGraphicFramePr>
+            <a:graphic xmlns:a="http://schemas.openxmlformats.org/drawingml/2006/main">
+              <a:graphicData uri="http://schemas.openxmlformats.org/drawingml/2006/picture">
+                <pic:pic xmlns:pic="http://schemas.openxmlformats.org/drawingml/2006/picture">
+                  <pic:nvPicPr>
+                    <pic:cNvPr id="1" name=""/>
+                    <pic:cNvPicPr/>
+                  </pic:nvPicPr>
+                  <pic:blipFill>
+                    <a:blip r:embed="rId7"/>
+                    <a:stretch>
+                      <a:fillRect/>
+                    </a:stretch>
+                  </pic:blipFill>
+                  <pic:spPr>
+                    <a:xfrm>
+                      <a:off x="0" y="0"/>
+                      <a:ext cx="3269775" cy="3766544"/>
+                    </a:xfrm>
+                    <a:prstGeom prst="rect">
+                      <a:avLst/>
+                    </a:prstGeom>
+                  </pic:spPr>
+                </pic:pic>
+              </a:graphicData>
+            </a:graphic>
+          </wp:inline>
+        </w:drawing>
+      </w:r>
+    </w:p>
+    <w:p>
+      <w:r>
+        <w:drawing>
+          <wp:anchor distT="0" distB="0" distL="114300" distR="114300" simplePos="0" relativeHeight="251658240" behindDoc="0" locked="0" layoutInCell="1" allowOverlap="1" wp14:anchorId="53824517" wp14:editId="166D4D77">
+            <wp:simplePos x="1078173" y="4776716"/>
+            <wp:positionH relativeFrom="column">
+              <wp:align>left</wp:align>
+            </wp:positionH>
+            <wp:positionV relativeFrom="paragraph">
+              <wp:align>top</wp:align>
+            </wp:positionV>
+            <wp:extent cx="2775434" cy="3254991"/>
+            <wp:effectExtent l="0" t="0" r="6350" b="3175"/>
+            <wp:wrapSquare wrapText="bothSides"/>
+            <wp:docPr id="4" name="Imagen 4"/>
+            <wp:cNvGraphicFramePr>
+              <a:graphicFrameLocks xmlns:a="http://schemas.openxmlformats.org/drawingml/2006/main" noChangeAspect="1"/>
+            </wp:cNvGraphicFramePr>
+            <a:graphic xmlns:a="http://schemas.openxmlformats.org/drawingml/2006/main">
+              <a:graphicData uri="http://schemas.openxmlformats.org/drawingml/2006/picture">
+                <pic:pic xmlns:pic="http://schemas.openxmlformats.org/drawingml/2006/picture">
+                  <pic:nvPicPr>
+                    <pic:cNvPr id="1" name=""/>
+                    <pic:cNvPicPr/>
+                  </pic:nvPicPr>
+                  <pic:blipFill>
+                    <a:blip r:embed="rId8">
+                      <a:extLst>
+                        <a:ext uri="{28A0092B-C50C-407E-A947-70E740481C1C}">
+                          <a14:useLocalDpi xmlns:a14="http://schemas.microsoft.com/office/drawing/2010/main" val="0"/>
+                        </a:ext>
+                      </a:extLst>
+                    </a:blip>
+                    <a:stretch>
+                      <a:fillRect/>
+                    </a:stretch>
+                  </pic:blipFill>
+                  <pic:spPr>
+                    <a:xfrm>
+                      <a:off x="0" y="0"/>
+                      <a:ext cx="2775434" cy="3254991"/>
+                    </a:xfrm>
+                    <a:prstGeom prst="rect">
+                      <a:avLst/>
+                    </a:prstGeom>
+                  </pic:spPr>
+                </pic:pic>
+              </a:graphicData>
+            </a:graphic>
+          </wp:anchor>
+        </w:drawing>
+      </w:r>
+    </w:p>
+    <w:p/>
+    <w:p/>
+    <w:p/>
+    <w:p/>
+    <w:p/>
+    <w:p/>
+    <w:p/>
+    <w:p>
+      <w:pPr>
+        <w:tabs>
+          <w:tab w:val="center" w:pos="2139"/>
+        </w:tabs>
+      </w:pPr>
+      <w:r>
+        <w:tab/>
+      </w:r>
+    </w:p>
+    <w:p>
+      <w:pPr>
+        <w:tabs>
+          <w:tab w:val="center" w:pos="2139"/>
+        </w:tabs>
+      </w:pPr>
+      <w:r>
+        <w:lastRenderedPageBreak/>
+        <w:drawing>
+          <wp:inline distT="0" distB="0" distL="0" distR="0" wp14:anchorId="506F5DF3" wp14:editId="271E07E6">
+            <wp:extent cx="5612130" cy="3441700"/>
+            <wp:effectExtent l="0" t="0" r="7620" b="6350"/>
+            <wp:docPr id="6" name="Imagen 6"/>
+            <wp:cNvGraphicFramePr>
+              <a:graphicFrameLocks xmlns:a="http://schemas.openxmlformats.org/drawingml/2006/main" noChangeAspect="1"/>
+            </wp:cNvGraphicFramePr>
+            <a:graphic xmlns:a="http://schemas.openxmlformats.org/drawingml/2006/main">
+              <a:graphicData uri="http://schemas.openxmlformats.org/drawingml/2006/picture">
+                <pic:pic xmlns:pic="http://schemas.openxmlformats.org/drawingml/2006/picture">
+                  <pic:nvPicPr>
+                    <pic:cNvPr id="1" name=""/>
+                    <pic:cNvPicPr/>
+                  </pic:nvPicPr>
+                  <pic:blipFill>
+                    <a:blip r:embed="rId9"/>
+                    <a:stretch>
+                      <a:fillRect/>
+                    </a:stretch>
+                  </pic:blipFill>
+                  <pic:spPr>
+                    <a:xfrm>
+                      <a:off x="0" y="0"/>
+                      <a:ext cx="5612130" cy="3441700"/>
+                    </a:xfrm>
+                    <a:prstGeom prst="rect">
+                      <a:avLst/>
+                    </a:prstGeom>
+                  </pic:spPr>
+                </pic:pic>
+              </a:graphicData>
+            </a:graphic>
+          </wp:inline>
+        </w:drawing>
+      </w:r>
+      <w:r>
+        <w:br w:type="textWrapping" w:clear="all"/>
+      </w:r>
+    </w:p>
+    <w:p>
+      <w:r>
+        <w:drawing>
+          <wp:inline distT="0" distB="0" distL="0" distR="0" wp14:anchorId="3FE6721F" wp14:editId="068566E6">
+            <wp:extent cx="5612130" cy="2679065"/>
+            <wp:effectExtent l="0" t="0" r="7620" b="6985"/>
+            <wp:docPr id="5" name="Imagen 5"/>
+            <wp:cNvGraphicFramePr>
+              <a:graphicFrameLocks xmlns:a="http://schemas.openxmlformats.org/drawingml/2006/main" noChangeAspect="1"/>
+            </wp:cNvGraphicFramePr>
+            <a:graphic xmlns:a="http://schemas.openxmlformats.org/drawingml/2006/main">
+              <a:graphicData uri="http://schemas.openxmlformats.org/drawingml/2006/picture">
+                <pic:pic xmlns:pic="http://schemas.openxmlformats.org/drawingml/2006/picture">
+                  <pic:nvPicPr>
+                    <pic:cNvPr id="1" name=""/>
+                    <pic:cNvPicPr/>
+                  </pic:nvPicPr>
+                  <pic:blipFill>
+                    <a:blip r:embed="rId10"/>
+                    <a:stretch>
+                      <a:fillRect/>
+                    </a:stretch>
+                  </pic:blipFill>
+                  <pic:spPr>
+                    <a:xfrm>
+                      <a:off x="0" y="0"/>
+                      <a:ext cx="5612130" cy="2679065"/>
+                    </a:xfrm>
+                    <a:prstGeom prst="rect">
+                      <a:avLst/>
+                    </a:prstGeom>
+                  </pic:spPr>
+                </pic:pic>
+              </a:graphicData>
+            </a:graphic>
+          </wp:inline>
+        </w:drawing>
+      </w:r>
+    </w:p>
+    <w:p/>
+    <w:p/>
+    <w:p/>
+    <w:p/>
+    <w:p/>
+    <w:p/>
+    <w:p>
+      <w:r>
+        <w:lastRenderedPageBreak/>
+        <w:t>SIN I2C</w:t>
+      </w:r>
+    </w:p>
+    <w:p>
+      <w:r>
+        <w:drawing>
+          <wp:inline distT="0" distB="0" distL="0" distR="0" wp14:anchorId="23B26379" wp14:editId="2405784C">
+            <wp:extent cx="3316406" cy="2476235"/>
+            <wp:effectExtent l="0" t="0" r="0" b="635"/>
+            <wp:docPr id="7" name="Imagen 7"/>
+            <wp:cNvGraphicFramePr>
+              <a:graphicFrameLocks xmlns:a="http://schemas.openxmlformats.org/drawingml/2006/main" noChangeAspect="1"/>
+            </wp:cNvGraphicFramePr>
+            <a:graphic xmlns:a="http://schemas.openxmlformats.org/drawingml/2006/main">
+              <a:graphicData uri="http://schemas.openxmlformats.org/drawingml/2006/picture">
+                <pic:pic xmlns:pic="http://schemas.openxmlformats.org/drawingml/2006/picture">
+                  <pic:nvPicPr>
+                    <pic:cNvPr id="1" name=""/>
+                    <pic:cNvPicPr/>
+                  </pic:nvPicPr>
+                  <pic:blipFill>
+                    <a:blip r:embed="rId11"/>
+                    <a:stretch>
+                      <a:fillRect/>
+                    </a:stretch>
+                  </pic:blipFill>
+                  <pic:spPr>
+                    <a:xfrm>
+                      <a:off x="0" y="0"/>
+                      <a:ext cx="3322876" cy="2481066"/>
+                    </a:xfrm>
+                    <a:prstGeom prst="rect">
+                      <a:avLst/>
+                    </a:prstGeom>
+                  </pic:spPr>
+                </pic:pic>
+              </a:graphicData>
+            </a:graphic>
+          </wp:inline>
+        </w:drawing>
+      </w:r>
+    </w:p>
+    <w:p/>
+    <w:p>
+      <w:r>
+        <w:t>CON I2C</w:t>
+      </w:r>
+    </w:p>
+    <w:p>
+      <w:r>
+        <w:drawing>
+          <wp:inline distT="0" distB="0" distL="0" distR="0" wp14:anchorId="3543F3F7" wp14:editId="723D8F0E">
+            <wp:extent cx="3437169" cy="2307780"/>
+            <wp:effectExtent l="0" t="0" r="0" b="0"/>
+            <wp:docPr id="8" name="Imagen 8"/>
+            <wp:cNvGraphicFramePr>
+              <a:graphicFrameLocks xmlns:a="http://schemas.openxmlformats.org/drawingml/2006/main" noChangeAspect="1"/>
+            </wp:cNvGraphicFramePr>
+            <a:graphic xmlns:a="http://schemas.openxmlformats.org/drawingml/2006/main">
+              <a:graphicData uri="http://schemas.openxmlformats.org/drawingml/2006/picture">
+                <pic:pic xmlns:pic="http://schemas.openxmlformats.org/drawingml/2006/picture">
+                  <pic:nvPicPr>
+                    <pic:cNvPr id="1" name=""/>
+                    <pic:cNvPicPr/>
+                  </pic:nvPicPr>
+                  <pic:blipFill>
+                    <a:blip r:embed="rId12"/>
+                    <a:stretch>
+                      <a:fillRect/>
+                    </a:stretch>
+                  </pic:blipFill>
+                  <pic:spPr>
+                    <a:xfrm>
+                      <a:off x="0" y="0"/>
+                      <a:ext cx="3478300" cy="2335396"/>
+                    </a:xfrm>
+                    <a:prstGeom prst="rect">
+                      <a:avLst/>
+                    </a:prstGeom>
+                  </pic:spPr>
+                </pic:pic>
+              </a:graphicData>
+            </a:graphic>
+          </wp:inline>
+        </w:drawing>
+      </w:r>
+    </w:p>
+    <w:p>
+      <w:r>
+        <w:lastRenderedPageBreak/>
+        <w:drawing>
+          <wp:inline distT="0" distB="0" distL="0" distR="0" wp14:anchorId="05F94691" wp14:editId="24E4CE1D">
+            <wp:extent cx="5612130" cy="2461260"/>
+            <wp:effectExtent l="0" t="0" r="7620" b="0"/>
+            <wp:docPr id="9" name="Imagen 9"/>
+            <wp:cNvGraphicFramePr>
+              <a:graphicFrameLocks xmlns:a="http://schemas.openxmlformats.org/drawingml/2006/main" noChangeAspect="1"/>
+            </wp:cNvGraphicFramePr>
+            <a:graphic xmlns:a="http://schemas.openxmlformats.org/drawingml/2006/main">
+              <a:graphicData uri="http://schemas.openxmlformats.org/drawingml/2006/picture">
+                <pic:pic xmlns:pic="http://schemas.openxmlformats.org/drawingml/2006/picture">
+                  <pic:nvPicPr>
+                    <pic:cNvPr id="1" name=""/>
+                    <pic:cNvPicPr/>
+                  </pic:nvPicPr>
+                  <pic:blipFill>
+                    <a:blip r:embed="rId13"/>
+                    <a:stretch>
+                      <a:fillRect/>
+                    </a:stretch>
+                  </pic:blipFill>
+                  <pic:spPr>
+                    <a:xfrm>
+                      <a:off x="0" y="0"/>
+                      <a:ext cx="5612130" cy="2461260"/>
+                    </a:xfrm>
+                    <a:prstGeom prst="rect">
+                      <a:avLst/>
+                    </a:prstGeom>
+                  </pic:spPr>
+                </pic:pic>
+              </a:graphicData>
+            </a:graphic>
+          </wp:inline>
+        </w:drawing>
+      </w:r>
+    </w:p>
+    <w:p>
+      <w:r>
+        <w:drawing>
+          <wp:inline distT="0" distB="0" distL="0" distR="0" wp14:anchorId="34F9F7E4" wp14:editId="4A74254B">
+            <wp:extent cx="5612130" cy="2836545"/>
+            <wp:effectExtent l="0" t="0" r="7620" b="1905"/>
+            <wp:docPr id="10" name="Imagen 10"/>
+            <wp:cNvGraphicFramePr>
+              <a:graphicFrameLocks xmlns:a="http://schemas.openxmlformats.org/drawingml/2006/main" noChangeAspect="1"/>
+            </wp:cNvGraphicFramePr>
+            <a:graphic xmlns:a="http://schemas.openxmlformats.org/drawingml/2006/main">
+              <a:graphicData uri="http://schemas.openxmlformats.org/drawingml/2006/picture">
+                <pic:pic xmlns:pic="http://schemas.openxmlformats.org/drawingml/2006/picture">
+                  <pic:nvPicPr>
+                    <pic:cNvPr id="1" name=""/>
+                    <pic:cNvPicPr/>
+                  </pic:nvPicPr>
+                  <pic:blipFill>
+                    <a:blip r:embed="rId14"/>
+                    <a:stretch>
+                      <a:fillRect/>
+                    </a:stretch>
+                  </pic:blipFill>
+                  <pic:spPr>
+                    <a:xfrm>
+                      <a:off x="0" y="0"/>
+                      <a:ext cx="5612130" cy="2836545"/>
+                    </a:xfrm>
+                    <a:prstGeom prst="rect">
+                      <a:avLst/>
+                    </a:prstGeom>
+                  </pic:spPr>
+                </pic:pic>
+              </a:graphicData>
+            </a:graphic>
+          </wp:inline>
+        </w:drawing>
+      </w:r>
+    </w:p>
+    <w:p>
+      <w:r>
+        <w:drawing>
+          <wp:inline distT="0" distB="0" distL="0" distR="0" wp14:anchorId="0DC65653" wp14:editId="56E99D33">
+            <wp:extent cx="5612130" cy="2633980"/>
+            <wp:effectExtent l="0" t="0" r="7620" b="0"/>
+            <wp:docPr id="11" name="Imagen 11"/>
+            <wp:cNvGraphicFramePr>
+              <a:graphicFrameLocks xmlns:a="http://schemas.openxmlformats.org/drawingml/2006/main" noChangeAspect="1"/>
+            </wp:cNvGraphicFramePr>
+            <a:graphic xmlns:a="http://schemas.openxmlformats.org/drawingml/2006/main">
+              <a:graphicData uri="http://schemas.openxmlformats.org/drawingml/2006/picture">
+                <pic:pic xmlns:pic="http://schemas.openxmlformats.org/drawingml/2006/picture">
+                  <pic:nvPicPr>
+                    <pic:cNvPr id="1" name=""/>
+                    <pic:cNvPicPr/>
+                  </pic:nvPicPr>
+                  <pic:blipFill>
+                    <a:blip r:embed="rId15"/>
+                    <a:stretch>
+                      <a:fillRect/>
+                    </a:stretch>
+                  </pic:blipFill>
+                  <pic:spPr>
+                    <a:xfrm>
+                      <a:off x="0" y="0"/>
+                      <a:ext cx="5612130" cy="2633980"/>
+                    </a:xfrm>
+                    <a:prstGeom prst="rect">
+                      <a:avLst/>
+                    </a:prstGeom>
+                  </pic:spPr>
+                </pic:pic>
+              </a:graphicData>
+            </a:graphic>
+          </wp:inline>
+        </w:drawing>
+      </w:r>
+    </w:p>
+    <w:p/>
+    <w:p/>
+    <w:p/>
+    <w:p/>
     <w:p/>
     <w:p/>
     <w:sectPr>
@@ -109,7 +599,7 @@
 </file>
 
 <file path=word/numbering.xml><?xml version="1.0" encoding="utf-8"?>
-<w:numbering xmlns:wpc="http://schemas.microsoft.com/office/word/2010/wordprocessingCanvas" xmlns:cx="http://schemas.microsoft.com/office/drawing/2014/chartex" xmlns:cx1="http://schemas.microsoft.com/office/drawing/2015/9/8/chartex" xmlns:cx2="http://schemas.microsoft.com/office/drawing/2015/10/21/chartex" xmlns:cx3="http://schemas.microsoft.com/office/drawing/2016/5/9/chartex" xmlns:cx4="http://schemas.microsoft.com/office/drawing/2016/5/10/chartex" xmlns:cx5="http://schemas.microsoft.com/office/drawing/2016/5/11/chartex" xmlns:cx6="http://schemas.microsoft.com/office/drawing/2016/5/12/chartex" xmlns:cx7="http://schemas.microsoft.com/office/drawing/2016/5/13/chartex" xmlns:cx8="http://schemas.microsoft.com/office/drawing/2016/5/14/chartex" xmlns:mc="http://schemas.openxmlformats.org/markup-compatibility/2006" xmlns:aink="http://schemas.microsoft.com/office/drawing/2016/ink" xmlns:am3d="http://schemas.microsoft.com/office/drawing/2017/model3d" xmlns:o="urn:schemas-microsoft-com:office:office" xmlns:oel="http://schemas.microsoft.com/office/2019/extlst" xmlns:r="http://schemas.openxmlformats.org/officeDocument/2006/relationships" xmlns:m="http://schemas.openxmlformats.org/officeDocument/2006/math" xmlns:v="urn:schemas-microsoft-com:vml" xmlns:wp14="http://schemas.microsoft.com/office/word/2010/wordprocessingDrawing" xmlns:wp="http://schemas.openxmlformats.org/drawingml/2006/wordprocessingDrawing" xmlns:w10="urn:schemas-microsoft-com:office:word" xmlns:w="http://schemas.openxmlformats.org/wordprocessingml/2006/main" xmlns:w14="http://schemas.microsoft.com/office/word/2010/wordml" xmlns:w15="http://schemas.microsoft.com/office/word/2012/wordml" xmlns:w16cex="http://schemas.microsoft.com/office/word/2018/wordml/cex" xmlns:w16cid="http://schemas.microsoft.com/office/word/2016/wordml/cid" xmlns:w16="http://schemas.microsoft.com/office/word/2018/wordml" xmlns:w16du="http://schemas.microsoft.com/office/word/2023/wordml/word16du" xmlns:w16sdtdh="http://schemas.microsoft.com/office/word/2020/wordml/sdtdatahash" xmlns:w16sdtfl="http://schemas.microsoft.com/office/word/2024/wordml/sdtformatlock" xmlns:w16se="http://schemas.microsoft.com/office/word/2015/wordml/symex" xmlns:wpg="http://schemas.microsoft.com/office/word/2010/wordprocessingGroup" xmlns:wpi="http://schemas.microsoft.com/office/word/2010/wordprocessingInk" xmlns:wne="http://schemas.microsoft.com/office/word/2006/wordml" xmlns:wps="http://schemas.microsoft.com/office/word/2010/wordprocessingShape" mc:Ignorable="w14 w15 w16se w16cid w16 w16cex w16sdtdh w16sdtfl w16du wp14">
+<w:numbering xmlns:wpc="http://schemas.microsoft.com/office/word/2010/wordprocessingCanvas" xmlns:cx="http://schemas.microsoft.com/office/drawing/2014/chartex" xmlns:cx1="http://schemas.microsoft.com/office/drawing/2015/9/8/chartex" xmlns:cx2="http://schemas.microsoft.com/office/drawing/2015/10/21/chartex" xmlns:cx3="http://schemas.microsoft.com/office/drawing/2016/5/9/chartex" xmlns:cx4="http://schemas.microsoft.com/office/drawing/2016/5/10/chartex" xmlns:cx5="http://schemas.microsoft.com/office/drawing/2016/5/11/chartex" xmlns:cx6="http://schemas.microsoft.com/office/drawing/2016/5/12/chartex" xmlns:cx7="http://schemas.microsoft.com/office/drawing/2016/5/13/chartex" xmlns:cx8="http://schemas.microsoft.com/office/drawing/2016/5/14/chartex" xmlns:mc="http://schemas.openxmlformats.org/markup-compatibility/2006" xmlns:aink="http://schemas.microsoft.com/office/drawing/2016/ink" xmlns:am3d="http://schemas.microsoft.com/office/drawing/2017/model3d" xmlns:o="urn:schemas-microsoft-com:office:office" xmlns:r="http://schemas.openxmlformats.org/officeDocument/2006/relationships" xmlns:m="http://schemas.openxmlformats.org/officeDocument/2006/math" xmlns:v="urn:schemas-microsoft-com:vml" xmlns:wp14="http://schemas.microsoft.com/office/word/2010/wordprocessingDrawing" xmlns:wp="http://schemas.openxmlformats.org/drawingml/2006/wordprocessingDrawing" xmlns:w10="urn:schemas-microsoft-com:office:word" xmlns:w="http://schemas.openxmlformats.org/wordprocessingml/2006/main" xmlns:w14="http://schemas.microsoft.com/office/word/2010/wordml" xmlns:w15="http://schemas.microsoft.com/office/word/2012/wordml" xmlns:w16cex="http://schemas.microsoft.com/office/word/2018/wordml/cex" xmlns:w16cid="http://schemas.microsoft.com/office/word/2016/wordml/cid" xmlns:w16="http://schemas.microsoft.com/office/word/2018/wordml" xmlns:w16sdtdh="http://schemas.microsoft.com/office/word/2020/wordml/sdtdatahash" xmlns:w16se="http://schemas.microsoft.com/office/word/2015/wordml/symex" xmlns:wpg="http://schemas.microsoft.com/office/word/2010/wordprocessingGroup" xmlns:wpi="http://schemas.microsoft.com/office/word/2010/wordprocessingInk" xmlns:wne="http://schemas.microsoft.com/office/word/2006/wordml" xmlns:wps="http://schemas.microsoft.com/office/word/2010/wordprocessingShape" mc:Ignorable="w14 w15 w16se w16cid w16 w16cex w16sdtdh wp14">
   <w:abstractNum w:abstractNumId="0" w15:restartNumberingAfterBreak="0">
     <w:nsid w:val="7E2C25EE"/>
     <w:multiLevelType w:val="hybridMultilevel"/>
@@ -222,14 +712,14 @@
       </w:rPr>
     </w:lvl>
   </w:abstractNum>
-  <w:num w:numId="1" w16cid:durableId="2140372785">
+  <w:num w:numId="1">
     <w:abstractNumId w:val="0"/>
   </w:num>
 </w:numbering>
 </file>
 
 <file path=word/styles.xml><?xml version="1.0" encoding="utf-8"?>
-<w:styles xmlns:mc="http://schemas.openxmlformats.org/markup-compatibility/2006" xmlns:r="http://schemas.openxmlformats.org/officeDocument/2006/relationships" xmlns:w="http://schemas.openxmlformats.org/wordprocessingml/2006/main" xmlns:w14="http://schemas.microsoft.com/office/word/2010/wordml" xmlns:w15="http://schemas.microsoft.com/office/word/2012/wordml" xmlns:w16cex="http://schemas.microsoft.com/office/word/2018/wordml/cex" xmlns:w16cid="http://schemas.microsoft.com/office/word/2016/wordml/cid" xmlns:w16="http://schemas.microsoft.com/office/word/2018/wordml" xmlns:w16du="http://schemas.microsoft.com/office/word/2023/wordml/word16du" xmlns:w16sdtdh="http://schemas.microsoft.com/office/word/2020/wordml/sdtdatahash" xmlns:w16sdtfl="http://schemas.microsoft.com/office/word/2024/wordml/sdtformatlock" xmlns:w16se="http://schemas.microsoft.com/office/word/2015/wordml/symex" mc:Ignorable="w14 w15 w16se w16cid w16 w16cex w16sdtdh w16sdtfl w16du">
+<w:styles xmlns:mc="http://schemas.openxmlformats.org/markup-compatibility/2006" xmlns:r="http://schemas.openxmlformats.org/officeDocument/2006/relationships" xmlns:w="http://schemas.openxmlformats.org/wordprocessingml/2006/main" xmlns:w14="http://schemas.microsoft.com/office/word/2010/wordml" xmlns:w15="http://schemas.microsoft.com/office/word/2012/wordml" xmlns:w16cex="http://schemas.microsoft.com/office/word/2018/wordml/cex" xmlns:w16cid="http://schemas.microsoft.com/office/word/2016/wordml/cid" xmlns:w16="http://schemas.microsoft.com/office/word/2018/wordml" xmlns:w16sdtdh="http://schemas.microsoft.com/office/word/2020/wordml/sdtdatahash" xmlns:w16se="http://schemas.microsoft.com/office/word/2015/wordml/symex" mc:Ignorable="w14 w15 w16se w16cid w16 w16cex w16sdtdh">
   <w:docDefaults>
     <w:rPrDefault>
       <w:rPr>
